--- a/ADG/13장/13장_실습문제_추가서술형.docx
+++ b/ADG/13장/13장_실습문제_추가서술형.docx
@@ -96,7 +96,21 @@
           <w:rFonts w:ascii="맑은 고딕" w:hAnsi="맑은 고딕" w:eastAsia="맑은 고딕"/>
           <w:sz w:val="21"/>
         </w:rPr>
-        <w:t>[추가-03] `_DGMGRL` 정적 등록이 Broker에서 필수인 이유를 역할 전환 과정과 연결해 설명하고, 실제로 어디에 쓰이는지 실측으로 뒷받침하라.</w:t>
+        <w:t xml:space="preserve">[추가-03] </w:t>
+      </w:r>
+      <w:r>
+        <w:rPr>
+          <w:rFonts w:ascii="Consolas" w:hAnsi="Consolas" w:eastAsia="맑은 고딕"/>
+          <w:sz w:val="21"/>
+        </w:rPr>
+        <w:t xml:space="preserve">_DGMGRL</w:t>
+      </w:r>
+      <w:r>
+        <w:rPr>
+          <w:rFonts w:ascii="맑은 고딕" w:hAnsi="맑은 고딕" w:eastAsia="맑은 고딕"/>
+          <w:sz w:val="21"/>
+        </w:rPr>
+        <w:t xml:space="preserve"> 정적 등록이 Broker에서 필수인 이유를 역할 전환 과정과 연결해 설명하고, 실제로 어디에 쓰이는지 실측으로 뒷받침하라.</w:t>
       </w:r>
     </w:p>
     <w:p>
@@ -177,7 +191,21 @@
           <w:rFonts w:ascii="맑은 고딕" w:hAnsi="맑은 고딕" w:eastAsia="맑은 고딕"/>
           <w:sz w:val="21"/>
         </w:rPr>
-        <w:t>[추가-06] `Intended State`라는 개념이 왜 필요한지 설명하고, SQL로 상태를 바꾸는 것과 Broker 명령으로 바꾸는 것의 차이를 서술하라.</w:t>
+        <w:t xml:space="preserve">[추가-06] </w:t>
+      </w:r>
+      <w:r>
+        <w:rPr>
+          <w:rFonts w:ascii="Consolas" w:hAnsi="Consolas" w:eastAsia="맑은 고딕"/>
+          <w:sz w:val="21"/>
+        </w:rPr>
+        <w:t xml:space="preserve">Intended State</w:t>
+      </w:r>
+      <w:r>
+        <w:rPr>
+          <w:rFonts w:ascii="맑은 고딕" w:hAnsi="맑은 고딕" w:eastAsia="맑은 고딕"/>
+          <w:sz w:val="21"/>
+        </w:rPr>
+        <w:t xml:space="preserve">라는 개념이 왜 필요한지 설명하고, SQL로 상태를 바꾸는 것과 Broker 명령으로 바꾸는 것의 차이를 서술하라.</w:t>
       </w:r>
     </w:p>
     <w:p>
@@ -266,7 +294,35 @@
           <w:rFonts w:ascii="맑은 고딕" w:hAnsi="맑은 고딕" w:eastAsia="맑은 고딕"/>
           <w:sz w:val="21"/>
         </w:rPr>
-        <w:t>[추가-09] `dgmgrl`로 접속했더니 `Connected to "chicago"` 다음에 오류가 났다. ORA-16525와 ORA-16532가 각각 무엇을 뜻하며 어떻게 대응하는지, 그리고 접속 자체가 안 되는 경우와 어떻게 구별하는지 서술하라.</w:t>
+        <w:t xml:space="preserve">[추가-09] </w:t>
+      </w:r>
+      <w:r>
+        <w:rPr>
+          <w:rFonts w:ascii="Consolas" w:hAnsi="Consolas" w:eastAsia="맑은 고딕"/>
+          <w:sz w:val="21"/>
+        </w:rPr>
+        <w:t xml:space="preserve">dgmgrl</w:t>
+      </w:r>
+      <w:r>
+        <w:rPr>
+          <w:rFonts w:ascii="맑은 고딕" w:hAnsi="맑은 고딕" w:eastAsia="맑은 고딕"/>
+          <w:sz w:val="21"/>
+        </w:rPr>
+        <w:t xml:space="preserve">로 접속했더니 </w:t>
+      </w:r>
+      <w:r>
+        <w:rPr>
+          <w:rFonts w:ascii="Consolas" w:hAnsi="Consolas" w:eastAsia="맑은 고딕"/>
+          <w:sz w:val="21"/>
+        </w:rPr>
+        <w:t xml:space="preserve">Connected to "chicago"</w:t>
+      </w:r>
+      <w:r>
+        <w:rPr>
+          <w:rFonts w:ascii="맑은 고딕" w:hAnsi="맑은 고딕" w:eastAsia="맑은 고딕"/>
+          <w:sz w:val="21"/>
+        </w:rPr>
+        <w:t xml:space="preserve"> 다음에 오류가 났다. ORA-16525와 ORA-16532가 각각 무엇을 뜻하며 어떻게 대응하는지, 그리고 접속 자체가 안 되는 경우와 어떻게 구별하는지 서술하라.</w:t>
       </w:r>
     </w:p>
     <w:p>
@@ -293,7 +349,21 @@
           <w:rFonts w:ascii="맑은 고딕" w:hAnsi="맑은 고딕" w:eastAsia="맑은 고딕"/>
           <w:sz w:val="21"/>
         </w:rPr>
-        <w:t>[추가-10] `ADD DATABASE`가 ORA-16698로 실패했다. 원인 진단·조치·주의사항을 순서대로 쓰고, 조치 중 서비스에 영향을 주는 구간을 밝히라.</w:t>
+        <w:t xml:space="preserve">[추가-10] </w:t>
+      </w:r>
+      <w:r>
+        <w:rPr>
+          <w:rFonts w:ascii="Consolas" w:hAnsi="Consolas" w:eastAsia="맑은 고딕"/>
+          <w:sz w:val="21"/>
+        </w:rPr>
+        <w:t xml:space="preserve">ADD DATABASE</w:t>
+      </w:r>
+      <w:r>
+        <w:rPr>
+          <w:rFonts w:ascii="맑은 고딕" w:hAnsi="맑은 고딕" w:eastAsia="맑은 고딕"/>
+          <w:sz w:val="21"/>
+        </w:rPr>
+        <w:t xml:space="preserve">가 ORA-16698로 실패했다. 원인 진단·조치·주의사항을 순서대로 쓰고, 조치 중 서비스에 영향을 주는 구간을 밝히라.</w:t>
       </w:r>
     </w:p>
     <w:p>
@@ -320,7 +390,35 @@
           <w:rFonts w:ascii="맑은 고딕" w:hAnsi="맑은 고딕" w:eastAsia="맑은 고딕"/>
           <w:sz w:val="21"/>
         </w:rPr>
-        <w:t>[추가-11] 활성화 후 `SHOW CONFIGURATION`이 `WARNING`이고 ORA-16809가 보인다. 원인을 좁혀 가는 절차를 쓰고, 여러 오류가 함께 나올 때 인과를 가리는 방법을 제시하라.</w:t>
+        <w:t xml:space="preserve">[추가-11] 활성화 후 </w:t>
+      </w:r>
+      <w:r>
+        <w:rPr>
+          <w:rFonts w:ascii="Consolas" w:hAnsi="Consolas" w:eastAsia="맑은 고딕"/>
+          <w:sz w:val="21"/>
+        </w:rPr>
+        <w:t xml:space="preserve">SHOW CONFIGURATION</w:t>
+      </w:r>
+      <w:r>
+        <w:rPr>
+          <w:rFonts w:ascii="맑은 고딕" w:hAnsi="맑은 고딕" w:eastAsia="맑은 고딕"/>
+          <w:sz w:val="21"/>
+        </w:rPr>
+        <w:t xml:space="preserve">이 </w:t>
+      </w:r>
+      <w:r>
+        <w:rPr>
+          <w:rFonts w:ascii="Consolas" w:hAnsi="Consolas" w:eastAsia="맑은 고딕"/>
+          <w:sz w:val="21"/>
+        </w:rPr>
+        <w:t xml:space="preserve">WARNING</w:t>
+      </w:r>
+      <w:r>
+        <w:rPr>
+          <w:rFonts w:ascii="맑은 고딕" w:hAnsi="맑은 고딕" w:eastAsia="맑은 고딕"/>
+          <w:sz w:val="21"/>
+        </w:rPr>
+        <w:t xml:space="preserve">이고 ORA-16809가 보인다. 원인을 좁혀 가는 절차를 쓰고, 여러 오류가 함께 나올 때 인과를 가리는 방법을 제시하라.</w:t>
       </w:r>
     </w:p>
     <w:p>
@@ -347,7 +445,49 @@
           <w:rFonts w:ascii="맑은 고딕" w:hAnsi="맑은 고딕" w:eastAsia="맑은 고딕"/>
           <w:sz w:val="21"/>
         </w:rPr>
-        <w:t>[추가-12] `Intended State`는 `APPLY-ON`인데 `ORA-16766: Redo Apply is stopped`가 표시된다. Broker가 알려 주지 않는 것은 무엇이며 어디서 답을 찾아야 하는지 서술하라.</w:t>
+        <w:t xml:space="preserve">[추가-12] </w:t>
+      </w:r>
+      <w:r>
+        <w:rPr>
+          <w:rFonts w:ascii="Consolas" w:hAnsi="Consolas" w:eastAsia="맑은 고딕"/>
+          <w:sz w:val="21"/>
+        </w:rPr>
+        <w:t xml:space="preserve">Intended State</w:t>
+      </w:r>
+      <w:r>
+        <w:rPr>
+          <w:rFonts w:ascii="맑은 고딕" w:hAnsi="맑은 고딕" w:eastAsia="맑은 고딕"/>
+          <w:sz w:val="21"/>
+        </w:rPr>
+        <w:t xml:space="preserve">는 </w:t>
+      </w:r>
+      <w:r>
+        <w:rPr>
+          <w:rFonts w:ascii="Consolas" w:hAnsi="Consolas" w:eastAsia="맑은 고딕"/>
+          <w:sz w:val="21"/>
+        </w:rPr>
+        <w:t xml:space="preserve">APPLY-ON</w:t>
+      </w:r>
+      <w:r>
+        <w:rPr>
+          <w:rFonts w:ascii="맑은 고딕" w:hAnsi="맑은 고딕" w:eastAsia="맑은 고딕"/>
+          <w:sz w:val="21"/>
+        </w:rPr>
+        <w:t xml:space="preserve">인데 </w:t>
+      </w:r>
+      <w:r>
+        <w:rPr>
+          <w:rFonts w:ascii="Consolas" w:hAnsi="Consolas" w:eastAsia="맑은 고딕"/>
+          <w:sz w:val="21"/>
+        </w:rPr>
+        <w:t xml:space="preserve">ORA-16766: Redo Apply is stopped</w:t>
+      </w:r>
+      <w:r>
+        <w:rPr>
+          <w:rFonts w:ascii="맑은 고딕" w:hAnsi="맑은 고딕" w:eastAsia="맑은 고딕"/>
+          <w:sz w:val="21"/>
+        </w:rPr>
+        <w:t xml:space="preserve">가 표시된다. Broker가 알려 주지 않는 것은 무엇이며 어디서 답을 찾아야 하는지 서술하라.</w:t>
       </w:r>
     </w:p>
     <w:p>
@@ -374,7 +514,21 @@
           <w:rFonts w:ascii="맑은 고딕" w:hAnsi="맑은 고딕" w:eastAsia="맑은 고딕"/>
           <w:sz w:val="21"/>
         </w:rPr>
-        <w:t>[추가-13] 누군가 SQL로 `LOG_ARCHIVE_DEST_2`를 바꿨다. 이 장의 실측 결과를 근거로 Broker의 감지 여부를 서술하고, 발견 방법과 회복 방법을 제시하라.</w:t>
+        <w:t xml:space="preserve">[추가-13] 누군가 SQL로 </w:t>
+      </w:r>
+      <w:r>
+        <w:rPr>
+          <w:rFonts w:ascii="Consolas" w:hAnsi="Consolas" w:eastAsia="맑은 고딕"/>
+          <w:sz w:val="21"/>
+        </w:rPr>
+        <w:t xml:space="preserve">LOG_ARCHIVE_DEST_2</w:t>
+      </w:r>
+      <w:r>
+        <w:rPr>
+          <w:rFonts w:ascii="맑은 고딕" w:hAnsi="맑은 고딕" w:eastAsia="맑은 고딕"/>
+          <w:sz w:val="21"/>
+        </w:rPr>
+        <w:t xml:space="preserve">를 바꿨다. 이 장의 실측 결과를 근거로 Broker의 감지 여부를 서술하고, 발견 방법과 회복 방법을 제시하라.</w:t>
       </w:r>
     </w:p>
     <w:p>
@@ -584,6 +738,8 @@
       </w:r>
     </w:p>
     <w:sectPr>
+      <w:headerReference w:type="default" r:id="rId9"/>
+      <w:footerReference w:type="default" r:id="rId10"/>
       <w:pgSz w:w="12240" w:h="15840"/>
       <w:pgMar w:top="1440" w:right="1800" w:bottom="1440" w:left="1800" w:header="720" w:footer="720" w:gutter="0"/>
       <w:cols w:space="720"/>
@@ -591,6 +747,26 @@
     </w:sectPr>
   </w:body>
 </w:document>
+</file>
+
+<file path=word/footer1.xml><?xml version="1.0" encoding="utf-8"?>
+<w:ftr xmlns:m="http://schemas.openxmlformats.org/officeDocument/2006/math" xmlns:mc="http://schemas.openxmlformats.org/markup-compatibility/2006" xmlns:mo="http://schemas.microsoft.com/office/mac/office/2008/main" xmlns:mv="urn:schemas-microsoft-com:mac:vml" xmlns:o="urn:schemas-microsoft-com:office:office" xmlns:r="http://schemas.openxmlformats.org/officeDocument/2006/relationships" xmlns:v="urn:schemas-microsoft-com:vml" xmlns:w10="urn:schemas-microsoft-com:office:word" xmlns:w14="http://schemas.microsoft.com/office/word/2010/wordml" xmlns:w="http://schemas.openxmlformats.org/wordprocessingml/2006/main" xmlns:wne="http://schemas.microsoft.com/office/word/2006/wordml" xmlns:wp14="http://schemas.microsoft.com/office/word/2010/wordprocessingDrawing" xmlns:wp="http://schemas.openxmlformats.org/drawingml/2006/wordprocessingDrawing" xmlns:wpc="http://schemas.microsoft.com/office/word/2010/wordprocessingCanvas" xmlns:wpg="http://schemas.microsoft.com/office/word/2010/wordprocessingGroup" xmlns:wpi="http://schemas.microsoft.com/office/word/2010/wordprocessingInk" xmlns:wps="http://schemas.microsoft.com/office/word/2010/wordprocessingShape" mc:Ignorable="w14 wp14">
+  <w:p>
+    <w:pPr>
+      <w:pStyle w:val="Footer"/>
+    </w:pPr>
+  </w:p>
+</w:ftr>
+</file>
+
+<file path=word/header1.xml><?xml version="1.0" encoding="utf-8"?>
+<w:hdr xmlns:m="http://schemas.openxmlformats.org/officeDocument/2006/math" xmlns:mc="http://schemas.openxmlformats.org/markup-compatibility/2006" xmlns:mo="http://schemas.microsoft.com/office/mac/office/2008/main" xmlns:mv="urn:schemas-microsoft-com:mac:vml" xmlns:o="urn:schemas-microsoft-com:office:office" xmlns:r="http://schemas.openxmlformats.org/officeDocument/2006/relationships" xmlns:v="urn:schemas-microsoft-com:vml" xmlns:w10="urn:schemas-microsoft-com:office:word" xmlns:w14="http://schemas.microsoft.com/office/word/2010/wordml" xmlns:w="http://schemas.openxmlformats.org/wordprocessingml/2006/main" xmlns:wne="http://schemas.microsoft.com/office/word/2006/wordml" xmlns:wp14="http://schemas.microsoft.com/office/word/2010/wordprocessingDrawing" xmlns:wp="http://schemas.openxmlformats.org/drawingml/2006/wordprocessingDrawing" xmlns:wpc="http://schemas.microsoft.com/office/word/2010/wordprocessingCanvas" xmlns:wpg="http://schemas.microsoft.com/office/word/2010/wordprocessingGroup" xmlns:wpi="http://schemas.microsoft.com/office/word/2010/wordprocessingInk" xmlns:wps="http://schemas.microsoft.com/office/word/2010/wordprocessingShape" mc:Ignorable="w14 wp14">
+  <w:p>
+    <w:pPr>
+      <w:pStyle w:val="Header"/>
+    </w:pPr>
+  </w:p>
+</w:hdr>
 </file>
 
 <file path=word/numbering.xml><?xml version="1.0" encoding="utf-8"?>
